--- a/word_reports/LP_0341_위치_208_The Fixx_Walkabout.docx
+++ b/word_reports/LP_0341_위치_208_The Fixx_Walkabout.docx
@@ -4,7 +4,7 @@
   <w:body>
     <w:p>
       <w:pPr>
-        <w:spacing w:after="280"/>
+        <w:spacing w:after="80"/>
       </w:pPr>
       <w:r>
         <w:rPr w:rFonts="맑은 고딕">
@@ -13,94 +13,47 @@
           <w:color w:val="1E3A8A"/>
           <w:sz w:val="30"/>
         </w:rPr>
-        <w:t>[208] The Fixx - Walkabout</w:t>
+        <w:t>The Fixx (픽스) - Walkabout</w:t>
       </w:r>
     </w:p>
     <w:p>
       <w:pPr>
-        <w:spacing w:after="320"/>
+        <w:spacing w:after="240"/>
       </w:pPr>
       <w:r>
         <w:rPr w:rFonts="맑은 고딕">
           <w:rFonts w:ascii="맑은 고딕" w:hAnsi="맑은 고딕" w:eastAsia="맑은 고딕"/>
           <w:b/>
-          <w:sz w:val="20"/>
+          <w:color w:val="4B5563"/>
+          <w:sz w:val="22"/>
         </w:rPr>
-        <w:t>■ 위치 : 208</w:t>
-        <w:br/>
-      </w:r>
-      <w:r>
-        <w:rPr w:rFonts="맑은 고딕">
-          <w:rFonts w:ascii="맑은 고딕" w:hAnsi="맑은 고딕" w:eastAsia="맑은 고딕"/>
-          <w:b/>
-          <w:sz w:val="20"/>
-        </w:rPr>
-        <w:t>■ 아티스트 : The Fixx</w:t>
-        <w:br/>
-      </w:r>
-      <w:r>
-        <w:rPr w:rFonts="맑은 고딕">
-          <w:rFonts w:ascii="맑은 고딕" w:hAnsi="맑은 고딕" w:eastAsia="맑은 고딕"/>
-          <w:b/>
-          <w:sz w:val="20"/>
-        </w:rPr>
-        <w:t>■ 앨범명 : Walkabout</w:t>
-        <w:br/>
-      </w:r>
-      <w:r>
-        <w:rPr w:rFonts="맑은 고딕">
-          <w:rFonts w:ascii="맑은 고딕" w:hAnsi="맑은 고딕" w:eastAsia="맑은 고딕"/>
-          <w:b w:val="0"/>
-          <w:sz w:val="20"/>
-        </w:rPr>
-        <w:t>■ 음반 레이블 : MCA Records</w:t>
-        <w:br/>
-      </w:r>
-      <w:r>
-        <w:rPr w:rFonts="맑은 고딕">
-          <w:rFonts w:ascii="맑은 고딕" w:hAnsi="맑은 고딕" w:eastAsia="맑은 고딕"/>
-          <w:b w:val="0"/>
-          <w:sz w:val="20"/>
-        </w:rPr>
-        <w:t>■ 발매년도 : 1986</w:t>
-        <w:br/>
-      </w:r>
-      <w:r>
-        <w:rPr w:rFonts="맑은 고딕">
-          <w:rFonts w:ascii="맑은 고딕" w:hAnsi="맑은 고딕" w:eastAsia="맑은 고딕"/>
-          <w:b w:val="0"/>
-          <w:sz w:val="20"/>
-        </w:rPr>
-        <w:t>■ 장르 : 뉴 웨이브 (New Wave), 신스팝 (Synth-pop), 아트 록 (Art Rock)</w:t>
-        <w:br/>
-      </w:r>
-      <w:r>
-        <w:rPr w:rFonts="맑은 고딕">
-          <w:rFonts w:ascii="맑은 고딕" w:hAnsi="맑은 고딕" w:eastAsia="맑은 고딕"/>
-          <w:b w:val="0"/>
-          <w:sz w:val="20"/>
-        </w:rPr>
-        <w:t>■ 주요 수록곡 : - Secret Separation</w:t>
-        <w:br/>
+        <w:t>위치 :  208</w:t>
       </w:r>
     </w:p>
     <w:p>
       <w:pPr>
-        <w:spacing w:after="160"/>
+        <w:spacing w:line="324" w:lineRule="auto" w:before="80" w:after="160"/>
       </w:pPr>
       <w:r>
         <w:rPr w:rFonts="맑은 고딕">
           <w:rFonts w:ascii="맑은 고딕" w:hAnsi="맑은 고딕" w:eastAsia="맑은 고딕"/>
           <w:b/>
           <w:color w:val="1F2937"/>
-          <w:sz w:val="24"/>
+          <w:sz w:val="22"/>
         </w:rPr>
-        <w:t>■ 음반 해설 및 감상 가이드</w:t>
+        <w:t xml:space="preserve">[음반 소개] </w:t>
+      </w:r>
+      <w:r>
+        <w:rPr w:rFonts="맑은 고딕">
+          <w:rFonts w:ascii="맑은 고딕" w:hAnsi="맑은 고딕" w:eastAsia="맑은 고딕"/>
+          <w:b w:val="0"/>
+          <w:sz w:val="21"/>
+        </w:rPr>
       </w:r>
     </w:p>
     <w:p>
       <w:pPr>
-        <w:spacing w:line="312" w:lineRule="auto" w:after="120"/>
+        <w:spacing w:line="324" w:lineRule="auto" w:after="120"/>
       </w:pPr>
       <w:r>
         <w:rPr w:rFonts="맑은 고딕">
@@ -108,51 +61,516 @@
           <w:b w:val="0"/>
           <w:sz w:val="21"/>
         </w:rPr>
-        <w:t>1980년대 영국 뉴 웨이브 씬을 대표하는 선구적 밴드 더 픽스(The Fixx)가 1986년에 발표한 네 번째 정규 앨범 《Walkabout》은 이들의 음악적 성숙기와 정체성이 명확하게 결실을 맺은 수작입니다. 전작인 《Reach the Beach》와 《Phantoms》를 통해 거둔 상업적 성공에 안주하지 않고, 호주 원주민의 자아 발견 성인식 여정을 뜻하는 앨범 타이틀처럼 자신들만의 음악적 정체성을 한층 더 깊이 탐구해 냈습니다. 거장 프로듀서 루퍼트 하인(Rupert Hine)의 정교한 프로덕션 아래, 80년대의 전형적인 사운드를 넘어서는 깊이 있는 미학을 담아냈습니다.</w:t>
+        <w:t>1980년대 뉴웨이브의 물결 속에서 지적이고도 서정적인 사운드스케이프를 개척했던 영국 밴드 픽스(The Fixx)가 1986년에 발표한 네 번째 정규 걸작입니다. 명프로듀서 루퍼트 하인(Rupert Hine)과의 긴밀한 음악적 교감을 바탕으로 완성된 이 앨범은, 세련된 신시사이저 선율과 예리한 기타 톤 뒤편에 인간 내면의 방황과 성찰이라는 깊은 철학적 온기를 품고 있습니다. 차가운 디지털 혁명의 태동기 속에서도 특유의 서정미와 공간감 넘치는 아날로그적 사운드 미학을 잃지 않으며, 오늘날까지 80년대 팝/록 애호가들의 가슴을 깊게 울리는 명반으로 자리하고 있습니다.</w:t>
       </w:r>
     </w:p>
     <w:p>
       <w:pPr>
-        <w:spacing w:line="312" w:lineRule="auto" w:after="120"/>
+        <w:spacing w:line="324" w:lineRule="auto" w:before="200" w:after="80"/>
       </w:pPr>
+      <w:r>
+        <w:rPr w:rFonts="맑은 고딕">
+          <w:rFonts w:ascii="맑은 고딕" w:hAnsi="맑은 고딕" w:eastAsia="맑은 고딕"/>
+          <w:b/>
+          <w:color w:val="1E3A8A"/>
+          <w:sz w:val="24"/>
+        </w:rPr>
+        <w:t>1. 음반 데이터</w:t>
+      </w:r>
+    </w:p>
+    <w:p>
+      <w:pPr>
+        <w:spacing w:line="324" w:lineRule="auto" w:after="80"/>
+      </w:pPr>
+      <w:r>
+        <w:rPr w:rFonts="맑은 고딕">
+          <w:rFonts w:ascii="맑은 고딕" w:hAnsi="맑은 고딕" w:eastAsia="맑은 고딕"/>
+          <w:b w:val="0"/>
+          <w:color w:val="6B7280"/>
+          <w:sz w:val="21"/>
+        </w:rPr>
+        <w:t xml:space="preserve">· </w:t>
+      </w:r>
+      <w:r>
+        <w:rPr w:rFonts="맑은 고딕">
+          <w:rFonts w:ascii="맑은 고딕" w:hAnsi="맑은 고딕" w:eastAsia="맑은 고딕"/>
+          <w:b/>
+          <w:color w:val="1F2937"/>
+          <w:sz w:val="21"/>
+        </w:rPr>
+        <w:t xml:space="preserve">앨범명: </w:t>
+      </w:r>
       <w:r>
         <w:rPr w:rFonts="맑은 고딕">
           <w:rFonts w:ascii="맑은 고딕" w:hAnsi="맑은 고딕" w:eastAsia="맑은 고딕"/>
           <w:b w:val="0"/>
           <w:sz w:val="21"/>
         </w:rPr>
-        <w:t>본 음반은 프론트맨 사이 커닌(Cy Curnin)의 독보적이고 시적인 보컬 퍼포먼스가 단연 돋보입니다. 그의 호소력 짙고 감각적인 음색은 각 트랙이 지닌 신비롭고 내밀한 분위기를 극대화합니다. 여기에 제이미 웨스트 오람(Jamie West-Oram)의 날카로우면서도 정교한 기타 리프와 루퍼트 하인 특유의 입체적인 신디사이저 레이어링이 결합하여, 더 픽스만의 정체성인 '지적이고 서정적인 차가운 정서'의 정점을 보여줍니다. 타이트하게 구성된 리듬 섹션 역시 곡의 긴장감을 끝까지 유지시키는 훌륭한 축이 됩니다.</w:t>
+        <w:t>Walkabout</w:t>
       </w:r>
     </w:p>
     <w:p>
       <w:pPr>
-        <w:spacing w:line="312" w:lineRule="auto" w:after="120"/>
+        <w:spacing w:line="324" w:lineRule="auto" w:after="80"/>
       </w:pPr>
+      <w:r>
+        <w:rPr w:rFonts="맑은 고딕">
+          <w:rFonts w:ascii="맑은 고딕" w:hAnsi="맑은 고딕" w:eastAsia="맑은 고딕"/>
+          <w:b w:val="0"/>
+          <w:color w:val="6B7280"/>
+          <w:sz w:val="21"/>
+        </w:rPr>
+        <w:t xml:space="preserve">· </w:t>
+      </w:r>
+      <w:r>
+        <w:rPr w:rFonts="맑은 고딕">
+          <w:rFonts w:ascii="맑은 고딕" w:hAnsi="맑은 고딕" w:eastAsia="맑은 고딕"/>
+          <w:b/>
+          <w:color w:val="1F2937"/>
+          <w:sz w:val="21"/>
+        </w:rPr>
+        <w:t xml:space="preserve">아티스트: </w:t>
+      </w:r>
       <w:r>
         <w:rPr w:rFonts="맑은 고딕">
           <w:rFonts w:ascii="맑은 고딕" w:hAnsi="맑은 고딕" w:eastAsia="맑은 고딕"/>
           <w:b w:val="0"/>
           <w:sz w:val="21"/>
         </w:rPr>
-        <w:t>감상의 핵심은 단연 빌보드 메인스트림 록 차트 1위를 차지하며 대중과 평단의 찬사를 동시 받은 &lt;Secret Separation&gt;입니다. 세련된 멜로디 라인과 인간관계의 심리적 거리를 아련하게 풀어낸 가사, 그리고 드라마틱한 사운드 전개가 완벽한 조화를 이룹니다. 이어지는 &lt;Built for the Future&gt; 역시 80년대 특유의 미래지향적인 신스팝 감성과 역동적인 리듬이 어우러져 밴드의 뛰어난 곡 쓰기 능력을 입증합니다. 이 외에도 &lt;Treasure It&gt;이나 &lt;Camouflage&gt; 같은 수록곡들은 앨범 전체를 관통하는 정교한 사운드스케이프를 한층 풍성하게 채워줍니다.</w:t>
+        <w:t>The Fixx (픽스)</w:t>
       </w:r>
     </w:p>
     <w:p>
       <w:pPr>
-        <w:spacing w:line="312" w:lineRule="auto" w:after="120"/>
+        <w:spacing w:line="324" w:lineRule="auto" w:after="80"/>
       </w:pPr>
+      <w:r>
+        <w:rPr w:rFonts="맑은 고딕">
+          <w:rFonts w:ascii="맑은 고딕" w:hAnsi="맑은 고딕" w:eastAsia="맑은 고딕"/>
+          <w:b w:val="0"/>
+          <w:color w:val="6B7280"/>
+          <w:sz w:val="21"/>
+        </w:rPr>
+        <w:t xml:space="preserve">· </w:t>
+      </w:r>
+      <w:r>
+        <w:rPr w:rFonts="맑은 고딕">
+          <w:rFonts w:ascii="맑은 고딕" w:hAnsi="맑은 고딕" w:eastAsia="맑은 고딕"/>
+          <w:b/>
+          <w:color w:val="1F2937"/>
+          <w:sz w:val="21"/>
+        </w:rPr>
+        <w:t xml:space="preserve">발매 정보: </w:t>
+      </w:r>
       <w:r>
         <w:rPr w:rFonts="맑은 고딕">
           <w:rFonts w:ascii="맑은 고딕" w:hAnsi="맑은 고딕" w:eastAsia="맑은 고딕"/>
           <w:b w:val="0"/>
           <w:sz w:val="21"/>
         </w:rPr>
-        <w:t>《Walkabout》은 단순한 팝 록 음반을 넘어 철학적인 주제 의식과 수준 높은 연주력이 집약된 클래식입니다. LP의 아날로그 소리로 감상할 때 전해지는 특유의 공간감과 깊은 공간 음향은 루퍼트 하인의 겹겹이 쌓아 올린 레이어드 사운드와 만나 더욱 유려하고 풍성한 울림을 선사합니다. 80년대 영국 음악이 도달했던 지적이고 감각적인 아트 록의 정수를 느끼고자 하는 음악 애호가들에게 깊은 여운을 남기는 명반입니다.</w:t>
+        <w:t>1986년 MCA 레코드를 통해 발매되었으며, 밴드의 황금기 사운드를 구축해 온 프로듀서 루퍼트 하인과의 마지막 협업작이자 한층 더 성숙해진 음악적 전환점을 보여주는 작품입니다.</w:t>
+      </w:r>
+    </w:p>
+    <w:p>
+      <w:pPr>
+        <w:spacing w:line="324" w:lineRule="auto" w:after="80"/>
+      </w:pPr>
+      <w:r>
+        <w:rPr w:rFonts="맑은 고딕">
+          <w:rFonts w:ascii="맑은 고딕" w:hAnsi="맑은 고딕" w:eastAsia="맑은 고딕"/>
+          <w:b w:val="0"/>
+          <w:color w:val="6B7280"/>
+          <w:sz w:val="21"/>
+        </w:rPr>
+        <w:t xml:space="preserve">· </w:t>
+      </w:r>
+      <w:r>
+        <w:rPr w:rFonts="맑은 고딕">
+          <w:rFonts w:ascii="맑은 고딕" w:hAnsi="맑은 고딕" w:eastAsia="맑은 고딕"/>
+          <w:b/>
+          <w:color w:val="1F2937"/>
+          <w:sz w:val="21"/>
+        </w:rPr>
+        <w:t xml:space="preserve">LP 인기도(판매량): </w:t>
+      </w:r>
+      <w:r>
+        <w:rPr w:rFonts="맑은 고딕">
+          <w:rFonts w:ascii="맑은 고딕" w:hAnsi="맑은 고딕" w:eastAsia="맑은 고딕"/>
+          <w:b w:val="0"/>
+          <w:sz w:val="21"/>
+        </w:rPr>
+        <w:t>발매 직후 미국 빌보드 200 앨범 차트 상위권에 진입하였으며, 리드 싱글 'Secret Separation'이 빌보드 메인스트림 록 차트 1위와 핫 100 19위를 기록하며 대중과 평단 모두에게 폭넓은 사랑을 받았습니다.</w:t>
+      </w:r>
+    </w:p>
+    <w:p>
+      <w:pPr>
+        <w:spacing w:line="324" w:lineRule="auto" w:after="80"/>
+      </w:pPr>
+      <w:r>
+        <w:rPr w:rFonts="맑은 고딕">
+          <w:rFonts w:ascii="맑은 고딕" w:hAnsi="맑은 고딕" w:eastAsia="맑은 고딕"/>
+          <w:b w:val="0"/>
+          <w:color w:val="6B7280"/>
+          <w:sz w:val="21"/>
+        </w:rPr>
+        <w:t xml:space="preserve">· </w:t>
+      </w:r>
+      <w:r>
+        <w:rPr w:rFonts="맑은 고딕">
+          <w:rFonts w:ascii="맑은 고딕" w:hAnsi="맑은 고딕" w:eastAsia="맑은 고딕"/>
+          <w:b/>
+          <w:color w:val="1F2937"/>
+          <w:sz w:val="21"/>
+        </w:rPr>
+        <w:t xml:space="preserve">각종 수상경력: </w:t>
+      </w:r>
+      <w:r>
+        <w:rPr w:rFonts="맑은 고딕">
+          <w:rFonts w:ascii="맑은 고딕" w:hAnsi="맑은 고딕" w:eastAsia="맑은 고딕"/>
+          <w:b w:val="0"/>
+          <w:sz w:val="21"/>
+        </w:rPr>
+        <w:t>대형 시상식의 트로피를 넘어, 당대 음악 전문지들로부터 "뉴웨이브와 지적인 아트 록의 완벽한 결합"이라는 찬사를 받았으며 80년대 얼터너티브 록의 감성을 견인한 수작으로 공인받았습니다.</w:t>
+      </w:r>
+    </w:p>
+    <w:p>
+      <w:pPr>
+        <w:spacing w:line="324" w:lineRule="auto" w:before="200" w:after="80"/>
+      </w:pPr>
+      <w:r>
+        <w:rPr w:rFonts="맑은 고딕">
+          <w:rFonts w:ascii="맑은 고딕" w:hAnsi="맑은 고딕" w:eastAsia="맑은 고딕"/>
+          <w:b/>
+          <w:color w:val="1E3A8A"/>
+          <w:sz w:val="24"/>
+        </w:rPr>
+        <w:t>2. 아티스트 정보</w:t>
+      </w:r>
+    </w:p>
+    <w:p>
+      <w:pPr>
+        <w:spacing w:line="324" w:lineRule="auto" w:after="80"/>
+      </w:pPr>
+      <w:r>
+        <w:rPr w:rFonts="맑은 고딕">
+          <w:rFonts w:ascii="맑은 고딕" w:hAnsi="맑은 고딕" w:eastAsia="맑은 고딕"/>
+          <w:b w:val="0"/>
+          <w:color w:val="6B7280"/>
+          <w:sz w:val="21"/>
+        </w:rPr>
+        <w:t xml:space="preserve">· </w:t>
+      </w:r>
+      <w:r>
+        <w:rPr w:rFonts="맑은 고딕">
+          <w:rFonts w:ascii="맑은 고딕" w:hAnsi="맑은 고딕" w:eastAsia="맑은 고딕"/>
+          <w:b/>
+          <w:color w:val="1F2937"/>
+          <w:sz w:val="21"/>
+        </w:rPr>
+        <w:t xml:space="preserve">국적: </w:t>
+      </w:r>
+      <w:r>
+        <w:rPr w:rFonts="맑은 고딕">
+          <w:rFonts w:ascii="맑은 고딕" w:hAnsi="맑은 고딕" w:eastAsia="맑은 고딕"/>
+          <w:b w:val="0"/>
+          <w:sz w:val="21"/>
+        </w:rPr>
+        <w:t>영국 (United Kingdom)</w:t>
+      </w:r>
+    </w:p>
+    <w:p>
+      <w:pPr>
+        <w:spacing w:line="324" w:lineRule="auto" w:after="80"/>
+      </w:pPr>
+      <w:r>
+        <w:rPr w:rFonts="맑은 고딕">
+          <w:rFonts w:ascii="맑은 고딕" w:hAnsi="맑은 고딕" w:eastAsia="맑은 고딕"/>
+          <w:b w:val="0"/>
+          <w:color w:val="6B7280"/>
+          <w:sz w:val="21"/>
+        </w:rPr>
+        <w:t xml:space="preserve">· </w:t>
+      </w:r>
+      <w:r>
+        <w:rPr w:rFonts="맑은 고딕">
+          <w:rFonts w:ascii="맑은 고딕" w:hAnsi="맑은 고딕" w:eastAsia="맑은 고딕"/>
+          <w:b/>
+          <w:color w:val="1F2937"/>
+          <w:sz w:val="21"/>
+        </w:rPr>
+        <w:t xml:space="preserve">생몰년도: </w:t>
+      </w:r>
+      <w:r>
+        <w:rPr w:rFonts="맑은 고딕">
+          <w:rFonts w:ascii="맑은 고딕" w:hAnsi="맑은 고딕" w:eastAsia="맑은 고딕"/>
+          <w:b w:val="0"/>
+          <w:sz w:val="21"/>
+        </w:rPr>
+        <w:t>1979년 결성 (현재까지 활동 중)</w:t>
+      </w:r>
+    </w:p>
+    <w:p>
+      <w:pPr>
+        <w:spacing w:line="324" w:lineRule="auto" w:after="80"/>
+      </w:pPr>
+      <w:r>
+        <w:rPr w:rFonts="맑은 고딕">
+          <w:rFonts w:ascii="맑은 고딕" w:hAnsi="맑은 고딕" w:eastAsia="맑은 고딕"/>
+          <w:b w:val="0"/>
+          <w:color w:val="6B7280"/>
+          <w:sz w:val="21"/>
+        </w:rPr>
+        <w:t xml:space="preserve">· </w:t>
+      </w:r>
+      <w:r>
+        <w:rPr w:rFonts="맑은 고딕">
+          <w:rFonts w:ascii="맑은 고딕" w:hAnsi="맑은 고딕" w:eastAsia="맑은 고딕"/>
+          <w:b/>
+          <w:color w:val="1F2937"/>
+          <w:sz w:val="21"/>
+        </w:rPr>
+        <w:t xml:space="preserve">그룹 소속: </w:t>
+      </w:r>
+      <w:r>
+        <w:rPr w:rFonts="맑은 고딕">
+          <w:rFonts w:ascii="맑은 고딕" w:hAnsi="맑은 고딕" w:eastAsia="맑은 고딕"/>
+          <w:b w:val="0"/>
+          <w:sz w:val="21"/>
+        </w:rPr>
+        <w:t>5인조 록 밴드 (사이 커닌, 제이미 웨스트-오람, 루퍼트 그리널, 댄 K. 브라운, 애덤 우즈)</w:t>
+      </w:r>
+    </w:p>
+    <w:p>
+      <w:pPr>
+        <w:spacing w:line="324" w:lineRule="auto" w:after="80"/>
+      </w:pPr>
+      <w:r>
+        <w:rPr w:rFonts="맑은 고딕">
+          <w:rFonts w:ascii="맑은 고딕" w:hAnsi="맑은 고딕" w:eastAsia="맑은 고딕"/>
+          <w:b w:val="0"/>
+          <w:color w:val="6B7280"/>
+          <w:sz w:val="21"/>
+        </w:rPr>
+        <w:t xml:space="preserve">· </w:t>
+      </w:r>
+      <w:r>
+        <w:rPr w:rFonts="맑은 고딕">
+          <w:rFonts w:ascii="맑은 고딕" w:hAnsi="맑은 고딕" w:eastAsia="맑은 고딕"/>
+          <w:b/>
+          <w:color w:val="1F2937"/>
+          <w:sz w:val="21"/>
+        </w:rPr>
+        <w:t xml:space="preserve">아티스트 소개: </w:t>
+      </w:r>
+      <w:r>
+        <w:rPr w:rFonts="맑은 고딕">
+          <w:rFonts w:ascii="맑은 고딕" w:hAnsi="맑은 고딕" w:eastAsia="맑은 고딕"/>
+          <w:b w:val="0"/>
+          <w:sz w:val="21"/>
+        </w:rPr>
+        <w:t>사이 커닌의 매혹적이고 지적인 보컬과 제이미 웨스트-오람의 섬세하고 날카로운 기타 아르페지오를 축으로 독창적인 뉴웨이브 사운드를 정립한 영국의 대표 록 그룹입니다. 날렵한 멜로디 속에 사회 비판과 실존적 질문을 투영하는 품격 있는 가사로 80년대 팝 음악계에 깊이 있는 울림을 남겼습니다.</w:t>
+      </w:r>
+    </w:p>
+    <w:p>
+      <w:pPr>
+        <w:spacing w:line="324" w:lineRule="auto" w:before="200" w:after="80"/>
+      </w:pPr>
+      <w:r>
+        <w:rPr w:rFonts="맑은 고딕">
+          <w:rFonts w:ascii="맑은 고딕" w:hAnsi="맑은 고딕" w:eastAsia="맑은 고딕"/>
+          <w:b/>
+          <w:color w:val="1E3A8A"/>
+          <w:sz w:val="24"/>
+        </w:rPr>
+        <w:t>3. 음반 상세 분석</w:t>
+      </w:r>
+    </w:p>
+    <w:p>
+      <w:pPr>
+        <w:spacing w:line="324" w:lineRule="auto" w:after="80"/>
+      </w:pPr>
+      <w:r>
+        <w:rPr w:rFonts="맑은 고딕">
+          <w:rFonts w:ascii="맑은 고딕" w:hAnsi="맑은 고딕" w:eastAsia="맑은 고딕"/>
+          <w:b w:val="0"/>
+          <w:color w:val="6B7280"/>
+          <w:sz w:val="21"/>
+        </w:rPr>
+        <w:t xml:space="preserve">· </w:t>
+      </w:r>
+      <w:r>
+        <w:rPr w:rFonts="맑은 고딕">
+          <w:rFonts w:ascii="맑은 고딕" w:hAnsi="맑은 고딕" w:eastAsia="맑은 고딕"/>
+          <w:b/>
+          <w:color w:val="1F2937"/>
+          <w:sz w:val="21"/>
+        </w:rPr>
+        <w:t xml:space="preserve">역사적 위치: </w:t>
+      </w:r>
+      <w:r>
+        <w:rPr w:rFonts="맑은 고딕">
+          <w:rFonts w:ascii="맑은 고딕" w:hAnsi="맑은 고딕" w:eastAsia="맑은 고딕"/>
+          <w:b w:val="0"/>
+          <w:sz w:val="21"/>
+        </w:rPr>
+        <w:t>포스트 펑크의 긴장감과 뉴웨이브의 신스팝 스타일이 가장 우아한 형태로 교차하는 지점에 놓인 앨범입니다. 팝의 화려함만을 좇지 않고 정교한 편곡과 입체적인 공간 음향을 도입하여, 80년대 록 음악이 보여줄 수 있는 가장 세련되고 진중한 미학적 완성도를 증명해 냈습니다.</w:t>
+      </w:r>
+    </w:p>
+    <w:p>
+      <w:pPr>
+        <w:spacing w:line="324" w:lineRule="auto" w:after="80"/>
+      </w:pPr>
+      <w:r>
+        <w:rPr w:rFonts="맑은 고딕">
+          <w:rFonts w:ascii="맑은 고딕" w:hAnsi="맑은 고딕" w:eastAsia="맑은 고딕"/>
+          <w:b w:val="0"/>
+          <w:color w:val="6B7280"/>
+          <w:sz w:val="21"/>
+        </w:rPr>
+        <w:t xml:space="preserve">· </w:t>
+      </w:r>
+      <w:r>
+        <w:rPr w:rFonts="맑은 고딕">
+          <w:rFonts w:ascii="맑은 고딕" w:hAnsi="맑은 고딕" w:eastAsia="맑은 고딕"/>
+          <w:b/>
+          <w:color w:val="1F2937"/>
+          <w:sz w:val="21"/>
+        </w:rPr>
+        <w:t xml:space="preserve">시대의 흔적(스토리텔링): </w:t>
+      </w:r>
+      <w:r>
+        <w:rPr w:rFonts="맑은 고딕">
+          <w:rFonts w:ascii="맑은 고딕" w:hAnsi="맑은 고딕" w:eastAsia="맑은 고딕"/>
+          <w:b w:val="0"/>
+          <w:sz w:val="21"/>
+        </w:rPr>
+        <w:t>냉전의 황혼기와 첨단 테크놀로지가 교차하던 1980년대 중반, 세기말의 고독과 미래에 대한 불안을 안고 살아가던 당시 청춘들에게 건네는 위로의 노래입니다. 호주의 원주민들이 자아를 찾아 나서는 통과의례를 뜻하는 앨범명 'Walkabout'처럼, 번잡한 도시의 소음 속에서 방황하던 이들에게 마음의 순례길을 걷는 듯한 서정적 도피처를 제공해 주었습니다.</w:t>
+      </w:r>
+    </w:p>
+    <w:p>
+      <w:pPr>
+        <w:spacing w:line="324" w:lineRule="auto" w:before="200" w:after="80"/>
+      </w:pPr>
+      <w:r>
+        <w:rPr w:rFonts="맑은 고딕">
+          <w:rFonts w:ascii="맑은 고딕" w:hAnsi="맑은 고딕" w:eastAsia="맑은 고딕"/>
+          <w:b/>
+          <w:color w:val="1E3A8A"/>
+          <w:sz w:val="24"/>
+        </w:rPr>
+        <w:t>4. 주요 수록곡 및 감상 제언</w:t>
+      </w:r>
+    </w:p>
+    <w:p>
+      <w:pPr>
+        <w:spacing w:line="324" w:lineRule="auto" w:after="80"/>
+      </w:pPr>
+      <w:r>
+        <w:rPr w:rFonts="맑은 고딕">
+          <w:rFonts w:ascii="맑은 고딕" w:hAnsi="맑은 고딕" w:eastAsia="맑은 고딕"/>
+          <w:b w:val="0"/>
+          <w:color w:val="6B7280"/>
+          <w:sz w:val="21"/>
+        </w:rPr>
+        <w:t xml:space="preserve">· </w:t>
+      </w:r>
+      <w:r>
+        <w:rPr w:rFonts="맑은 고딕">
+          <w:rFonts w:ascii="맑은 고딕" w:hAnsi="맑은 고딕" w:eastAsia="맑은 고딕"/>
+          <w:b/>
+          <w:color w:val="1F2937"/>
+          <w:sz w:val="21"/>
+        </w:rPr>
+        <w:t xml:space="preserve">주요 수록곡 특징: </w:t>
+      </w:r>
+      <w:r>
+        <w:rPr w:rFonts="맑은 고딕">
+          <w:rFonts w:ascii="맑은 고딕" w:hAnsi="맑은 고딕" w:eastAsia="맑은 고딕"/>
+          <w:b w:val="0"/>
+          <w:sz w:val="21"/>
+        </w:rPr>
+        <w:t>아련한 기타 리프와 사이 커닌의 애절한 음색이 이별의 잔상을 극적으로 그려내는 명곡 'Secret Separation'과, 묵직하고도 다이내믹한 리듬 섹션 위에 서정적 멜로디가 웅장하게 펼쳐지는 'Built for the Future'가 앨범의 정점을 이룹니다. 이 외에도 공간감 넘치는 신시사이저가 돋보이는 'Treasure If You Want It' 등 수록곡 전반에 걸쳐 유려한 시적 감수성이 깃들어 있습니다.</w:t>
+      </w:r>
+    </w:p>
+    <w:p>
+      <w:pPr>
+        <w:spacing w:line="324" w:lineRule="auto" w:after="80"/>
+      </w:pPr>
+      <w:r>
+        <w:rPr w:rFonts="맑은 고딕">
+          <w:rFonts w:ascii="맑은 고딕" w:hAnsi="맑은 고딕" w:eastAsia="맑은 고딕"/>
+          <w:b w:val="0"/>
+          <w:color w:val="6B7280"/>
+          <w:sz w:val="21"/>
+        </w:rPr>
+        <w:t xml:space="preserve">· </w:t>
+      </w:r>
+      <w:r>
+        <w:rPr w:rFonts="맑은 고딕">
+          <w:rFonts w:ascii="맑은 고딕" w:hAnsi="맑은 고딕" w:eastAsia="맑은 고딕"/>
+          <w:b/>
+          <w:color w:val="1F2937"/>
+          <w:sz w:val="21"/>
+        </w:rPr>
+        <w:t xml:space="preserve">빈티지 감상 제언: </w:t>
+      </w:r>
+      <w:r>
+        <w:rPr w:rFonts="맑은 고딕">
+          <w:rFonts w:ascii="맑은 고딕" w:hAnsi="맑은 고딕" w:eastAsia="맑은 고딕"/>
+          <w:b w:val="0"/>
+          <w:sz w:val="21"/>
+        </w:rPr>
+        <w:t>80년대 중반 특유의 정교한 프로덕션이 담긴 바이닐인 만큼, 진공관 앰프를 거쳐 턴테이블의 카트리지가 그루브를 긁을 때 투명한 고역과 따뜻한 중음역의 질감이 극대화됩니다. 제이미 웨스트-오람의 청명한 코러스 이펙터 기타 사운드와 단단한 베이스라인이 스피커 양편에서 입체적인 무대를 만들어내는 아날로그 사운드의 묘미를 온전히 만끽할 수 있습니다.</w:t>
+      </w:r>
+    </w:p>
+    <w:p>
+      <w:pPr>
+        <w:spacing w:line="324" w:lineRule="auto" w:after="80"/>
+      </w:pPr>
+      <w:r>
+        <w:rPr w:rFonts="맑은 고딕">
+          <w:rFonts w:ascii="맑은 고딕" w:hAnsi="맑은 고딕" w:eastAsia="맑은 고딕"/>
+          <w:b w:val="0"/>
+          <w:color w:val="6B7280"/>
+          <w:sz w:val="21"/>
+        </w:rPr>
+        <w:t xml:space="preserve">· </w:t>
+      </w:r>
+      <w:r>
+        <w:rPr w:rFonts="맑은 고딕">
+          <w:rFonts w:ascii="맑은 고딕" w:hAnsi="맑은 고딕" w:eastAsia="맑은 고딕"/>
+          <w:b/>
+          <w:color w:val="1F2937"/>
+          <w:sz w:val="21"/>
+        </w:rPr>
+        <w:t xml:space="preserve">소장 가치: </w:t>
+      </w:r>
+      <w:r>
+        <w:rPr w:rFonts="맑은 고딕">
+          <w:rFonts w:ascii="맑은 고딕" w:hAnsi="맑은 고딕" w:eastAsia="맑은 고딕"/>
+          <w:b w:val="0"/>
+          <w:sz w:val="21"/>
+        </w:rPr>
+        <w:t>과장된 신디사이저 팝이 범람하던 시대에 장인 정신으로 빚어낸 지적이고 품격 있는 록 앨범으로, 픽스의 디스코그래피 중에서도 감성적 깊이가 가장 뛰어납니다. LP 특유의 넓은 다이내믹 레인지와 아름다운 커버 아트를 오감으로 향유할 수 있는, 정통 바이닐 컬렉터라면 결코 놓쳐서는 안 될 소중한 유산입니다.</w:t>
+      </w:r>
+    </w:p>
+    <w:p>
+      <w:pPr>
+        <w:spacing w:line="324" w:lineRule="auto" w:after="120" w:before="160"/>
+      </w:pPr>
+      <w:r>
+        <w:rPr w:rFonts="맑은 고딕">
+          <w:rFonts w:ascii="맑은 고딕" w:hAnsi="맑은 고딕" w:eastAsia="맑은 고딕"/>
+          <w:b/>
+          <w:color w:val="4338CA"/>
+          <w:sz w:val="21"/>
+        </w:rPr>
+        <w:t>이 음반을 통해 아날로그 바늘 끝에서 피어오르는 지적인 뉴웨이브 선율이 전해주는 감동을 다시 한번 경험해 보시는 것은 어떨까요?</w:t>
       </w:r>
     </w:p>
     <w:sectPr>
       <w:pgSz w:w="12240" w:h="15840"/>
-      <w:pgMar w:top="1440" w:right="1440" w:bottom="1440" w:left="1440" w:header="720" w:footer="720" w:gutter="0"/>
+      <w:pgMar w:top="1152" w:right="1296" w:bottom="1152" w:left="1296" w:header="720" w:footer="720" w:gutter="0"/>
       <w:cols w:space="720"/>
       <w:docGrid w:linePitch="360"/>
     </w:sectPr>

--- a/word_reports/LP_0341_위치_208_The Fixx_Walkabout.docx
+++ b/word_reports/LP_0341_위치_208_The Fixx_Walkabout.docx
@@ -32,7 +32,7 @@
     </w:p>
     <w:p>
       <w:pPr>
-        <w:spacing w:line="324" w:lineRule="auto" w:before="80" w:after="160"/>
+        <w:spacing w:line="324" w:lineRule="auto" w:before="80" w:after="120"/>
       </w:pPr>
       <w:r>
         <w:rPr w:rFonts="맑은 고딕">
@@ -42,13 +42,6 @@
           <w:sz w:val="22"/>
         </w:rPr>
         <w:t xml:space="preserve">[음반 소개] </w:t>
-      </w:r>
-      <w:r>
-        <w:rPr w:rFonts="맑은 고딕">
-          <w:rFonts w:ascii="맑은 고딕" w:hAnsi="맑은 고딕" w:eastAsia="맑은 고딕"/>
-          <w:b w:val="0"/>
-          <w:sz w:val="21"/>
-        </w:rPr>
       </w:r>
     </w:p>
     <w:p>
@@ -61,7 +54,33 @@
           <w:b w:val="0"/>
           <w:sz w:val="21"/>
         </w:rPr>
-        <w:t>1980년대 뉴웨이브의 물결 속에서 지적이고도 서정적인 사운드스케이프를 개척했던 영국 밴드 픽스(The Fixx)가 1986년에 발표한 네 번째 정규 걸작입니다. 명프로듀서 루퍼트 하인(Rupert Hine)과의 긴밀한 음악적 교감을 바탕으로 완성된 이 앨범은, 세련된 신시사이저 선율과 예리한 기타 톤 뒤편에 인간 내면의 방황과 성찰이라는 깊은 철학적 온기를 품고 있습니다. 차가운 디지털 혁명의 태동기 속에서도 특유의 서정미와 공간감 넘치는 아날로그적 사운드 미학을 잃지 않으며, 오늘날까지 80년대 팝/록 애호가들의 가슴을 깊게 울리는 명반으로 자리하고 있습니다.</w:t>
+        <w:t>1980년대 중반, 팝 음악계가 화려한 신시사이저의 유희와 상업적 이미지 메이킹에 매몰되어 갈 때, 영국의 5인조 록 밴드 픽스(The Fixx)는 그 누구보다도 지적이고 서정적인 호흡으로 록 음악의 미학적 품격을 지켜내고 있었습니다. 1986년에 발표된 네 번째 정규 스튜디오 앨범 《Walkabout》은 이들이 전작 《Reach the Beach》와 《Phantoms》를 통해 거두었던 상업적 성공의 열기를 차분히 가라앉히고, 더욱 심오하고 내밀한 자아 성찰의 심연으로 내려가 빚어낸 예술적 정점의 기록입니다. 당대 최고의 명 프로듀서 루퍼트 하인(Rupert Hine)과의 치밀한 조율 아래 완성된 이 음반은 차가운 기계적 사운드 속에 뜨거운 인간의 영혼을 투영한 걸작으로 평가받습니다.</w:t>
+      </w:r>
+    </w:p>
+    <w:p>
+      <w:pPr>
+        <w:spacing w:line="324" w:lineRule="auto" w:after="120"/>
+      </w:pPr>
+      <w:r>
+        <w:rPr w:rFonts="맑은 고딕">
+          <w:rFonts w:ascii="맑은 고딕" w:hAnsi="맑은 고딕" w:eastAsia="맑은 고딕"/>
+          <w:b w:val="0"/>
+          <w:sz w:val="21"/>
+        </w:rPr>
+        <w:t>앨범의 표제인 'Walkabout'은 본래 호주 원주민들이 광활한 황야를 홀로 걸으며 영적인 각성과 성숙을 이루어내는 통과의례를 뜻합니다. 픽스는 이 원초적인 의식의 은유를 빌려와, 물질만능주의와 소외로 얼룩진 현대 문명 속에서 방황하는 현대인의 고독과 실존적 방랑을 음악적으로 승화시켰습니다. 보컬리스트 사이 커닌(Cy Curnin)의 격정적이면서도 지적인 시적 언어들은 단편적인 유행가를 넘어선 철학적 화두를 던지며, 제이미 웨스트-오람(Jamie West-Oram)의 날카롭고 절제된 기타 아르페지오는 듣는 이의 심장에 깊은 파동을 일으킵니다.</w:t>
+      </w:r>
+    </w:p>
+    <w:p>
+      <w:pPr>
+        <w:spacing w:line="324" w:lineRule="auto" w:after="120"/>
+      </w:pPr>
+      <w:r>
+        <w:rPr w:rFonts="맑은 고딕">
+          <w:rFonts w:ascii="맑은 고딕" w:hAnsi="맑은 고딕" w:eastAsia="맑은 고딕"/>
+          <w:b w:val="0"/>
+          <w:sz w:val="21"/>
+        </w:rPr>
+        <w:t>반짝이는 뉴웨이브의 물결 속에서도 결코 가볍지 않은 무게감을 지닌 이 앨범은, 정교하게 직조된 신시사이저의 레이어와 탄탄한 리듬 섹션이 완벽한 공간감을 형성하며 당대 대중음악사에 굵직한 족적을 남겼습니다. 거칠고 황량한 세상의 한가운데서 자신만의 진실을 찾아 헤매는 모든 방랑자들의 영혼을 어루만지는 듯한 서정적 울림은 수십 년의 세월이 흐른 지금까지도 전혀 퇴색되지 않은 채, 아날로그 소리골 사이에서 숭고하고 영롱한 빛을 발하고 있습니다.</w:t>
       </w:r>
     </w:p>
     <w:p>
@@ -168,7 +187,7 @@
           <w:b w:val="0"/>
           <w:sz w:val="21"/>
         </w:rPr>
-        <w:t>1986년 MCA 레코드를 통해 발매되었으며, 밴드의 황금기 사운드를 구축해 온 프로듀서 루퍼트 하인과의 마지막 협업작이자 한층 더 성숙해진 음악적 전환점을 보여주는 작품입니다.</w:t>
+        <w:t>1986년 MCA 레코드를 통해 발매된 픽스의 정규 4집 음반으로, 호주 원주민의 영적 통과의례에서 모티프를 얻어 기획되었으며 명 프로듀서 루퍼트 하인과의 유기적인 협업을 통해 80년대 뉴웨이브 사운드의 지적 성숙을 증명한 역사적 앨범입니다.</w:t>
       </w:r>
     </w:p>
     <w:p>
@@ -199,7 +218,7 @@
           <w:b w:val="0"/>
           <w:sz w:val="21"/>
         </w:rPr>
-        <w:t>발매 직후 미국 빌보드 200 앨범 차트 상위권에 진입하였으며, 리드 싱글 'Secret Separation'이 빌보드 메인스트림 록 차트 1위와 핫 100 19위를 기록하며 대중과 평단 모두에게 폭넓은 사랑을 받았습니다.</w:t>
+        <w:t>발매 직후 미국 빌보드 200 앨범 차트 66위에 올랐으며, 대표 싱글 'Secret Separation'이 빌보드 메인스트림 록 트랙 차트 1위와 핫 100 차트 19위를 기록하는 등 북미와 유럽의 오디오파일 및 록 애호가들 사이에서 폭넓은 사랑을 받았습니다.</w:t>
       </w:r>
     </w:p>
     <w:p>
@@ -230,7 +249,7 @@
           <w:b w:val="0"/>
           <w:sz w:val="21"/>
         </w:rPr>
-        <w:t>대형 시상식의 트로피를 넘어, 당대 음악 전문지들로부터 "뉴웨이브와 지적인 아트 록의 완벽한 결합"이라는 찬사를 받았으며 80년대 얼터너티브 록의 감성을 견인한 수작으로 공인받았습니다.</w:t>
+        <w:t>상업적 히트 차트를 넘어 당대 영미 음악 평단으로부터 "가장 세련되고 지적인 뉴웨이브 록 앨범"이라는 상찬을 받았으며, 빌보드 록 차트 정상을 석권하며 음악성과 대중성을 동시에 인정받았습니다.</w:t>
       </w:r>
     </w:p>
     <w:p>
@@ -337,7 +356,7 @@
           <w:b w:val="0"/>
           <w:sz w:val="21"/>
         </w:rPr>
-        <w:t>5인조 록 밴드 (사이 커닌, 제이미 웨스트-오람, 루퍼트 그리널, 댄 K. 브라운, 애덤 우즈)</w:t>
+        <w:t>5인조 록 밴드 (사이 커닌, 제이미 웨스트-오람, 루퍼트 그리널, 댄 K. 브라운, 아담 우즈)</w:t>
       </w:r>
     </w:p>
     <w:p>
@@ -368,7 +387,7 @@
           <w:b w:val="0"/>
           <w:sz w:val="21"/>
         </w:rPr>
-        <w:t>사이 커닌의 매혹적이고 지적인 보컬과 제이미 웨스트-오람의 섬세하고 날카로운 기타 아르페지오를 축으로 독창적인 뉴웨이브 사운드를 정립한 영국의 대표 록 그룹입니다. 날렵한 멜로디 속에 사회 비판과 실존적 질문을 투영하는 품격 있는 가사로 80년대 팝 음악계에 깊이 있는 울림을 남겼습니다.</w:t>
+        <w:t>1980년대 브리티시 뉴웨이브와 포스트 펑크의 정점에서 드라마틱한 서사성과 고도의 음악적 테크닉을 결합시킨 독보적인 밴드입니다. 날렵하면서도 정제된 기타 톤과 철학적인 노랫말, 그리고 입체적인 건반 편곡을 통해 팝과 아트록의 경계를 허문 거장으로 추앙받고 있습니다.</w:t>
       </w:r>
     </w:p>
     <w:p>
@@ -413,7 +432,7 @@
           <w:b w:val="0"/>
           <w:sz w:val="21"/>
         </w:rPr>
-        <w:t>포스트 펑크의 긴장감과 뉴웨이브의 신스팝 스타일이 가장 우아한 형태로 교차하는 지점에 놓인 앨범입니다. 팝의 화려함만을 좇지 않고 정교한 편곡과 입체적인 공간 음향을 도입하여, 80년대 록 음악이 보여줄 수 있는 가장 세련되고 진중한 미학적 완성도를 증명해 냈습니다.</w:t>
+        <w:t>단순한 댄스 팝과 글램 록이 주류를 이루던 80년대 중반, 프로그레시브 록의 깊이와 뉴웨이브의 도회적 세련미를 이상적으로 융화해 낸 앨범입니다. 팝 음악의 형식 안에서 인간 정신의 성찰을 구현해 낸 밴드의 음악적 완성도를 증명하는 명징한 이정표입니다.</w:t>
       </w:r>
     </w:p>
     <w:p>
@@ -444,7 +463,7 @@
           <w:b w:val="0"/>
           <w:sz w:val="21"/>
         </w:rPr>
-        <w:t>냉전의 황혼기와 첨단 테크놀로지가 교차하던 1980년대 중반, 세기말의 고독과 미래에 대한 불안을 안고 살아가던 당시 청춘들에게 건네는 위로의 노래입니다. 호주의 원주민들이 자아를 찾아 나서는 통과의례를 뜻하는 앨범명 'Walkabout'처럼, 번잡한 도시의 소음 속에서 방황하던 이들에게 마음의 순례길을 걷는 듯한 서정적 도피처를 제공해 주었습니다.</w:t>
+        <w:t>냉전의 긴장과 급격한 도시화, 기술 문명의 번영 뒤편에 도사린 고립감을 마주해야 했던 1980년대 중반 청춘들의 내면적 방황을 오롯이 담아내었습니다. 시대를 앞서간 입체적 사운드 스케이프 속에는 당대 세대가 갈망하던 치유와 자유의 정서가 아련하게 새겨져 있습니다.</w:t>
       </w:r>
     </w:p>
     <w:p>
@@ -489,7 +508,99 @@
           <w:b w:val="0"/>
           <w:sz w:val="21"/>
         </w:rPr>
-        <w:t>아련한 기타 리프와 사이 커닌의 애절한 음색이 이별의 잔상을 극적으로 그려내는 명곡 'Secret Separation'과, 묵직하고도 다이내믹한 리듬 섹션 위에 서정적 멜로디가 웅장하게 펼쳐지는 'Built for the Future'가 앨범의 정점을 이룹니다. 이 외에도 공간감 넘치는 신시사이저가 돋보이는 'Treasure If You Want It' 등 수록곡 전반에 걸쳐 유려한 시적 감수성이 깃들어 있습니다.</w:t>
+      </w:r>
+    </w:p>
+    <w:p>
+      <w:pPr>
+        <w:spacing w:line="324" w:lineRule="auto" w:after="80"/>
+      </w:pPr>
+      <w:r>
+        <w:rPr w:rFonts="맑은 고딕">
+          <w:rFonts w:ascii="맑은 고딕" w:hAnsi="맑은 고딕" w:eastAsia="맑은 고딕"/>
+          <w:b w:val="0"/>
+          <w:color w:val="6B7280"/>
+          <w:sz w:val="21"/>
+        </w:rPr>
+        <w:t xml:space="preserve">· </w:t>
+      </w:r>
+      <w:r>
+        <w:rPr w:rFonts="맑은 고딕">
+          <w:rFonts w:ascii="맑은 고딕" w:hAnsi="맑은 고딕" w:eastAsia="맑은 고딕"/>
+          <w:b/>
+          <w:color w:val="1F2937"/>
+          <w:sz w:val="21"/>
+        </w:rPr>
+        <w:t xml:space="preserve">'Secret Separation': </w:t>
+      </w:r>
+      <w:r>
+        <w:rPr w:rFonts="맑은 고딕">
+          <w:rFonts w:ascii="맑은 고딕" w:hAnsi="맑은 고딕" w:eastAsia="맑은 고딕"/>
+          <w:b w:val="0"/>
+          <w:sz w:val="21"/>
+        </w:rPr>
+        <w:t>영롱한 신시사이저 인트로와 서정적인 멜로디, 이별과 재회의 숙명을 유려한 언어로 풀어내 빌보드 록 차트 정상에 오른 본 앨범 최고의 명곡입니다.</w:t>
+      </w:r>
+    </w:p>
+    <w:p>
+      <w:pPr>
+        <w:spacing w:line="324" w:lineRule="auto" w:after="80"/>
+      </w:pPr>
+      <w:r>
+        <w:rPr w:rFonts="맑은 고딕">
+          <w:rFonts w:ascii="맑은 고딕" w:hAnsi="맑은 고딕" w:eastAsia="맑은 고딕"/>
+          <w:b w:val="0"/>
+          <w:color w:val="6B7280"/>
+          <w:sz w:val="21"/>
+        </w:rPr>
+        <w:t xml:space="preserve">· </w:t>
+      </w:r>
+      <w:r>
+        <w:rPr w:rFonts="맑은 고딕">
+          <w:rFonts w:ascii="맑은 고딕" w:hAnsi="맑은 고딕" w:eastAsia="맑은 고딕"/>
+          <w:b/>
+          <w:color w:val="1F2937"/>
+          <w:sz w:val="21"/>
+        </w:rPr>
+        <w:t xml:space="preserve">'Built for the Future': </w:t>
+      </w:r>
+      <w:r>
+        <w:rPr w:rFonts="맑은 고딕">
+          <w:rFonts w:ascii="맑은 고딕" w:hAnsi="맑은 고딕" w:eastAsia="맑은 고딕"/>
+          <w:b w:val="0"/>
+          <w:sz w:val="21"/>
+        </w:rPr>
+        <w:t>미래에 대한 인간의 불안과 결의를 다이내믹한 드럼 비트와 제이미 웨스트-오람 특유의 날카로운 커팅 기타로 형상화한 역작입니다.</w:t>
+      </w:r>
+    </w:p>
+    <w:p>
+      <w:pPr>
+        <w:spacing w:line="324" w:lineRule="auto" w:after="80"/>
+      </w:pPr>
+      <w:r>
+        <w:rPr w:rFonts="맑은 고딕">
+          <w:rFonts w:ascii="맑은 고딕" w:hAnsi="맑은 고딕" w:eastAsia="맑은 고딕"/>
+          <w:b w:val="0"/>
+          <w:color w:val="6B7280"/>
+          <w:sz w:val="21"/>
+        </w:rPr>
+        <w:t xml:space="preserve">· </w:t>
+      </w:r>
+      <w:r>
+        <w:rPr w:rFonts="맑은 고딕">
+          <w:rFonts w:ascii="맑은 고딕" w:hAnsi="맑은 고딕" w:eastAsia="맑은 고딕"/>
+          <w:b/>
+          <w:color w:val="1F2937"/>
+          <w:sz w:val="21"/>
+        </w:rPr>
+        <w:t xml:space="preserve">'Camphor': </w:t>
+      </w:r>
+      <w:r>
+        <w:rPr w:rFonts="맑은 고딕">
+          <w:rFonts w:ascii="맑은 고딕" w:hAnsi="맑은 고딕" w:eastAsia="맑은 고딕"/>
+          <w:b w:val="0"/>
+          <w:sz w:val="21"/>
+        </w:rPr>
+        <w:t>몽환적인 텍스처와 이국적인 분위기가 교차하며 앨범 전체의 테마인 영적 방랑의 서사를 신비롭게 채색하는 트랙입니다.</w:t>
       </w:r>
     </w:p>
     <w:p>
@@ -520,7 +631,7 @@
           <w:b w:val="0"/>
           <w:sz w:val="21"/>
         </w:rPr>
-        <w:t>80년대 중반 특유의 정교한 프로덕션이 담긴 바이닐인 만큼, 진공관 앰프를 거쳐 턴테이블의 카트리지가 그루브를 긁을 때 투명한 고역과 따뜻한 중음역의 질감이 극대화됩니다. 제이미 웨스트-오람의 청명한 코러스 이펙터 기타 사운드와 단단한 베이스라인이 스피커 양편에서 입체적인 무대를 만들어내는 아날로그 사운드의 묘미를 온전히 만끽할 수 있습니다.</w:t>
+        <w:t>본 음반은 루퍼트 하인이 직조한 공간감이 탁월하므로, 온기 있는 진공관 앰프와 정밀한 카트리지가 장착된 턴테이블로 감상할 때 진가를 드러냅니다. LP의 소리골을 타고 흐르는 섬세한 어쿠스틱/일렉트릭 기타의 잔향과 베이스라인의 탄탄한 밀도감에 귀를 기울이시면 아날로그 바이닐 특유의 입체적인 무대감을 온전히 만끽할 수 있습니다.</w:t>
       </w:r>
     </w:p>
     <w:p>
@@ -551,7 +662,7 @@
           <w:b w:val="0"/>
           <w:sz w:val="21"/>
         </w:rPr>
-        <w:t>과장된 신디사이저 팝이 범람하던 시대에 장인 정신으로 빚어낸 지적이고 품격 있는 록 앨범으로, 픽스의 디스코그래피 중에서도 감성적 깊이가 가장 뛰어납니다. LP 특유의 넓은 다이내믹 레인지와 아름다운 커버 아트를 오감으로 향유할 수 있는, 정통 바이닐 컬렉터라면 결코 놓쳐서는 안 될 소중한 유산입니다.</w:t>
+        <w:t>80년대 뉴웨이브 황금기가 남긴 수많은 음반 중에서도 음악적 깊이와 지적인 울림이 단연 돋보이는 희소한 명반입니다. 수려한 재킷 아트워크와 뛰어난 아날로그 마스터링 품질을 두루 갖추고 있어, 정통 록과 팝을 사랑하는 진정한 컬렉터의 서가 한구석을 빛내기에 조금의 부족함도 없는 작품입니다.</w:t>
       </w:r>
     </w:p>
     <w:p>
@@ -565,7 +676,7 @@
           <w:color w:val="4338CA"/>
           <w:sz w:val="21"/>
         </w:rPr>
-        <w:t>이 음반을 통해 아날로그 바늘 끝에서 피어오르는 지적인 뉴웨이브 선율이 전해주는 감동을 다시 한번 경험해 보시는 것은 어떨까요?</w:t>
+        <w:t>이 음반을 통해 광활한 소리의 황야를 지나 영혼의 안식처로 이끄는 픽스만의 지적인 사운드가 전해주는 감동을 다시 한번 경험해 보시는 것은 어떨까요?</w:t>
       </w:r>
     </w:p>
     <w:sectPr>
